--- a/muzmir-site/docs/polozheniya/etalon_1.docx
+++ b/muzmir-site/docs/polozheniya/etalon_1.docx
@@ -11094,6 +11094,96 @@
           <w14:ligatures w14:val="none"/>
         </w:rPr>
         <w:t>10.2) ОФОРМЛЕНИЕ ЗАЯВКИ НА ИЗГОТОВЛЕНИЕ НАГРАДНОГО ДИПЛОМА (согласно аттестационному результату):</w:t>
+      </w:r>
+    </w:p>
+    <w:p>
+      <w:pPr>
+        <w:shd w:val="clear" w:color="auto" w:fill="FFFFFF"/>
+        <w:spacing w:after="0" w:line="240" w:lineRule="auto"/>
+        <w:rPr>
+          <w:rFonts w:ascii="Roboto" w:eastAsia="Times New Roman" w:hAnsi="Roboto" w:cs="Times New Roman"/>
+          <w:spacing w:val="2"/>
+          <w:kern w:val="0"/>
+          <w:sz w:val="30"/>
+          <w:szCs w:val="30"/>
+          <w:lang w:val="ru-RU"/>
+          <w14:ligatures w14:val="none"/>
+        </w:rPr>
+      </w:pPr>
+      <w:r>
+        <w:rPr>
+          <w:b/>
+          <w:bCs/>
+          <w:color w:val="FF0000"/>
+          <w:rFonts w:ascii="Roboto" w:eastAsia="Times New Roman" w:hAnsi="Roboto" w:cs="Times New Roman"/>
+          <w:spacing w:val="2"/>
+          <w:kern w:val="0"/>
+          <w:sz w:val="30"/>
+          <w:szCs w:val="30"/>
+          <w:lang w:val="ru-RU"/>
+          <w14:ligatures w14:val="none"/>
+        </w:rPr>
+        <w:t xml:space="preserve">Оформление (подача) заявки на изготовление наградного материала (согласно аттестационному результату) осуществляется по Вашему личному желанию и на добровольной основе.</w:t>
+      </w:r>
+    </w:p>
+    <w:p>
+      <w:pPr>
+        <w:shd w:val="clear" w:color="auto" w:fill="FFFFFF"/>
+        <w:spacing w:after="0" w:line="240" w:lineRule="auto"/>
+        <w:rPr>
+          <w:rFonts w:ascii="Roboto" w:eastAsia="Times New Roman" w:hAnsi="Roboto" w:cs="Times New Roman"/>
+          <w:spacing w:val="2"/>
+          <w:kern w:val="0"/>
+          <w:sz w:val="30"/>
+          <w:szCs w:val="30"/>
+          <w:lang w:val="ru-RU"/>
+          <w14:ligatures w14:val="none"/>
+        </w:rPr>
+      </w:pPr>
+      <w:r>
+        <w:rPr>
+          <w:b/>
+          <w:bCs/>
+          <w:color w:val="FF0000"/>
+          <w:rFonts w:ascii="Roboto" w:eastAsia="Times New Roman" w:hAnsi="Roboto" w:cs="Times New Roman"/>
+          <w:spacing w:val="2"/>
+          <w:kern w:val="0"/>
+          <w:sz w:val="30"/>
+          <w:szCs w:val="30"/>
+          <w:lang w:val="ru-RU"/>
+          <w14:ligatures w14:val="none"/>
+        </w:rPr>
+        <w:t xml:space="preserve">Оформление (подача) заявки на изготовление наградного материала (согласно аттестационному результату) напрямую означает то, что Вы ознакомлены с образцами наградного материала.</w:t>
+      </w:r>
+    </w:p>
+    <w:p>
+      <w:pPr>
+        <w:shd w:val="clear" w:color="auto" w:fill="FFFFFF"/>
+        <w:spacing w:after="0" w:line="240" w:lineRule="auto"/>
+        <w:rPr>
+          <w:rFonts w:ascii="Roboto" w:eastAsia="Times New Roman" w:hAnsi="Roboto" w:cs="Times New Roman"/>
+          <w:spacing w:val="2"/>
+          <w:kern w:val="0"/>
+          <w:sz w:val="30"/>
+          <w:szCs w:val="30"/>
+          <w:lang w:val="ru-RU"/>
+          <w14:ligatures w14:val="none"/>
+        </w:rPr>
+      </w:pPr>
+      <w:r>
+        <w:rPr>
+          <w:b/>
+          <w:bCs/>
+          <w:color w:val="FF0000"/>
+          <w:rFonts w:ascii="Roboto" w:eastAsia="Times New Roman" w:hAnsi="Roboto" w:cs="Times New Roman"/>
+          <w:spacing w:val="2"/>
+          <w:kern w:val="0"/>
+          <w:sz w:val="30"/>
+          <w:szCs w:val="30"/>
+          <w:lang w:val="ru-RU"/>
+          <w14:ligatures w14:val="none"/>
+        </w:rPr>
+        <w:t xml:space="preserve">После получения заказчиком готового наградного материала (согласно аттестационному результату) денежные средства за полученные наградные материалы возврату не подлежат.</w:t>
       </w:r>
     </w:p>
     <w:p>
